--- a/docs/BetsPlug-Technisch-Kader-NL.docx
+++ b/docs/BetsPlug-Technisch-Kader-NL.docx
@@ -3546,7 +3546,7 @@
           <w:sz w:val="22"/>
           <w:szCs w:val="22"/>
         </w:rPr>
-        <w:t xml:space="preserve">Walk-forward resultaten op 28.838 out-of-sample test picks:</w:t>
+        <w:t xml:space="preserve">Walk-forward resultaten op 28.838 out-of-sample test picks (eerlijke temporele validatie):</w:t>
       </w:r>
     </w:p>
     <w:tbl>
@@ -4312,7 +4312,797 @@
           <w:sz w:val="22"/>
           <w:szCs w:val="22"/>
         </w:rPr>
-        <w:t xml:space="preserve">Interpretatie: ruwe nauwkeurigheid is bescheiden omdat voetbal 1X2 moeilijk is (33% willekeurig, ~50% best case). Echte waarde ligt in confidence filtering — het model onthoudt zich bij onzekere wedstrijden. Bij ≥ 75% confidence levert 78,2% nauwkeurigheid een echte edge op.</w:t>
+        <w:t xml:space="preserve">Live v8.1 nauwkeurigheid per tier op de post-deploy geëvalueerde set (continu bijgewerkt via /api/pricing/comparison):</w:t>
+      </w:r>
+    </w:p>
+    <w:tbl>
+      <w:tblPr>
+        <w:tblW w:type="dxa" w:w="9026"/>
+        <w:tblBorders>
+          <w:top w:val="single" w:color="auto" w:sz="4"/>
+          <w:left w:val="single" w:color="auto" w:sz="4"/>
+          <w:bottom w:val="single" w:color="auto" w:sz="4"/>
+          <w:right w:val="single" w:color="auto" w:sz="4"/>
+          <w:insideH w:val="single" w:color="auto" w:sz="4"/>
+          <w:insideV w:val="single" w:color="auto" w:sz="4"/>
+        </w:tblBorders>
+      </w:tblPr>
+      <w:tblGrid>
+        <w:gridCol w:w="4500"/>
+        <w:gridCol w:w="4526"/>
+      </w:tblGrid>
+      <w:tr>
+        <w:tc>
+          <w:tcPr>
+            <w:tcW w:type="dxa" w:w="4500"/>
+            <w:tcBorders>
+              <w:top w:val="single" w:color="cccccc" w:sz="1"/>
+              <w:left w:val="single" w:color="cccccc" w:sz="1"/>
+              <w:bottom w:val="single" w:color="cccccc" w:sz="1"/>
+              <w:right w:val="single" w:color="cccccc" w:sz="1"/>
+            </w:tcBorders>
+            <w:shd w:fill="e8f0fe" w:val="clear"/>
+            <w:tcMar>
+              <w:top w:type="dxa" w:w="80"/>
+              <w:left w:type="dxa" w:w="120"/>
+              <w:bottom w:type="dxa" w:w="80"/>
+              <w:right w:type="dxa" w:w="120"/>
+            </w:tcMar>
+          </w:tcPr>
+          <w:p>
+            <w:r>
+              <w:rPr>
+                <w:rFonts w:ascii="Arial" w:cs="Arial" w:eastAsia="Arial" w:hAnsi="Arial"/>
+                <w:b/>
+                <w:bCs/>
+                <w:sz w:val="20"/>
+                <w:szCs w:val="20"/>
+              </w:rPr>
+              <w:t xml:space="preserve">Tier</w:t>
+            </w:r>
+          </w:p>
+        </w:tc>
+        <w:tc>
+          <w:tcPr>
+            <w:tcW w:type="dxa" w:w="4526"/>
+            <w:tcBorders>
+              <w:top w:val="single" w:color="cccccc" w:sz="1"/>
+              <w:left w:val="single" w:color="cccccc" w:sz="1"/>
+              <w:bottom w:val="single" w:color="cccccc" w:sz="1"/>
+              <w:right w:val="single" w:color="cccccc" w:sz="1"/>
+            </w:tcBorders>
+            <w:shd w:fill="e8f0fe" w:val="clear"/>
+            <w:tcMar>
+              <w:top w:type="dxa" w:w="80"/>
+              <w:left w:type="dxa" w:w="120"/>
+              <w:bottom w:type="dxa" w:w="80"/>
+              <w:right w:type="dxa" w:w="120"/>
+            </w:tcMar>
+          </w:tcPr>
+          <w:p>
+            <w:r>
+              <w:rPr>
+                <w:rFonts w:ascii="Arial" w:cs="Arial" w:eastAsia="Arial" w:hAnsi="Arial"/>
+                <w:b/>
+                <w:bCs/>
+                <w:sz w:val="20"/>
+                <w:szCs w:val="20"/>
+              </w:rPr>
+              <w:t xml:space="preserve">Competities</w:t>
+            </w:r>
+          </w:p>
+        </w:tc>
+        <w:tc>
+          <w:tcPr>
+            <w:tcW w:type="dxa" w:w="4526"/>
+            <w:tcBorders>
+              <w:top w:val="single" w:color="cccccc" w:sz="1"/>
+              <w:left w:val="single" w:color="cccccc" w:sz="1"/>
+              <w:bottom w:val="single" w:color="cccccc" w:sz="1"/>
+              <w:right w:val="single" w:color="cccccc" w:sz="1"/>
+            </w:tcBorders>
+            <w:shd w:fill="e8f0fe" w:val="clear"/>
+            <w:tcMar>
+              <w:top w:type="dxa" w:w="80"/>
+              <w:left w:type="dxa" w:w="120"/>
+              <w:bottom w:type="dxa" w:w="80"/>
+              <w:right w:type="dxa" w:w="120"/>
+            </w:tcMar>
+          </w:tcPr>
+          <w:p>
+            <w:r>
+              <w:rPr>
+                <w:rFonts w:ascii="Arial" w:cs="Arial" w:eastAsia="Arial" w:hAnsi="Arial"/>
+                <w:b/>
+                <w:bCs/>
+                <w:sz w:val="20"/>
+                <w:szCs w:val="20"/>
+              </w:rPr>
+              <w:t xml:space="preserve">Confidence floor</w:t>
+            </w:r>
+          </w:p>
+        </w:tc>
+        <w:tc>
+          <w:tcPr>
+            <w:tcW w:type="dxa" w:w="4526"/>
+            <w:tcBorders>
+              <w:top w:val="single" w:color="cccccc" w:sz="1"/>
+              <w:left w:val="single" w:color="cccccc" w:sz="1"/>
+              <w:bottom w:val="single" w:color="cccccc" w:sz="1"/>
+              <w:right w:val="single" w:color="cccccc" w:sz="1"/>
+            </w:tcBorders>
+            <w:shd w:fill="e8f0fe" w:val="clear"/>
+            <w:tcMar>
+              <w:top w:type="dxa" w:w="80"/>
+              <w:left w:type="dxa" w:w="120"/>
+              <w:bottom w:type="dxa" w:w="80"/>
+              <w:right w:type="dxa" w:w="120"/>
+            </w:tcMar>
+          </w:tcPr>
+          <w:p>
+            <w:r>
+              <w:rPr>
+                <w:rFonts w:ascii="Arial" w:cs="Arial" w:eastAsia="Arial" w:hAnsi="Arial"/>
+                <w:b/>
+                <w:bCs/>
+                <w:sz w:val="20"/>
+                <w:szCs w:val="20"/>
+              </w:rPr>
+              <w:t xml:space="preserve">Steekproef</w:t>
+            </w:r>
+          </w:p>
+        </w:tc>
+        <w:tc>
+          <w:tcPr>
+            <w:tcW w:type="dxa" w:w="4526"/>
+            <w:tcBorders>
+              <w:top w:val="single" w:color="cccccc" w:sz="1"/>
+              <w:left w:val="single" w:color="cccccc" w:sz="1"/>
+              <w:bottom w:val="single" w:color="cccccc" w:sz="1"/>
+              <w:right w:val="single" w:color="cccccc" w:sz="1"/>
+            </w:tcBorders>
+            <w:shd w:fill="e8f0fe" w:val="clear"/>
+            <w:tcMar>
+              <w:top w:type="dxa" w:w="80"/>
+              <w:left w:type="dxa" w:w="120"/>
+              <w:bottom w:type="dxa" w:w="80"/>
+              <w:right w:type="dxa" w:w="120"/>
+            </w:tcMar>
+          </w:tcPr>
+          <w:p>
+            <w:r>
+              <w:rPr>
+                <w:rFonts w:ascii="Arial" w:cs="Arial" w:eastAsia="Arial" w:hAnsi="Arial"/>
+                <w:b/>
+                <w:bCs/>
+                <w:sz w:val="20"/>
+                <w:szCs w:val="20"/>
+              </w:rPr>
+              <w:t xml:space="preserve">Nauwkeurigheid</w:t>
+            </w:r>
+          </w:p>
+        </w:tc>
+      </w:tr>
+      <w:tr>
+        <w:tc>
+          <w:tcPr>
+            <w:tcW w:type="dxa" w:w="4500"/>
+            <w:tcBorders>
+              <w:top w:val="single" w:color="cccccc" w:sz="1"/>
+              <w:left w:val="single" w:color="cccccc" w:sz="1"/>
+              <w:bottom w:val="single" w:color="cccccc" w:sz="1"/>
+              <w:right w:val="single" w:color="cccccc" w:sz="1"/>
+            </w:tcBorders>
+            <w:shd w:fill="ffffff" w:val="clear"/>
+            <w:tcMar>
+              <w:top w:type="dxa" w:w="80"/>
+              <w:left w:type="dxa" w:w="120"/>
+              <w:bottom w:type="dxa" w:w="80"/>
+              <w:right w:type="dxa" w:w="120"/>
+            </w:tcMar>
+          </w:tcPr>
+          <w:p>
+            <w:r>
+              <w:rPr>
+                <w:rFonts w:ascii="Arial" w:cs="Arial" w:eastAsia="Arial" w:hAnsi="Arial"/>
+                <w:b w:val="false"/>
+                <w:bCs w:val="false"/>
+                <w:sz w:val="20"/>
+                <w:szCs w:val="20"/>
+              </w:rPr>
+              <w:t xml:space="preserve">Platinum</w:t>
+            </w:r>
+          </w:p>
+        </w:tc>
+        <w:tc>
+          <w:tcPr>
+            <w:tcW w:type="dxa" w:w="4526"/>
+            <w:tcBorders>
+              <w:top w:val="single" w:color="cccccc" w:sz="1"/>
+              <w:left w:val="single" w:color="cccccc" w:sz="1"/>
+              <w:bottom w:val="single" w:color="cccccc" w:sz="1"/>
+              <w:right w:val="single" w:color="cccccc" w:sz="1"/>
+            </w:tcBorders>
+            <w:shd w:fill="ffffff" w:val="clear"/>
+            <w:tcMar>
+              <w:top w:type="dxa" w:w="80"/>
+              <w:left w:type="dxa" w:w="120"/>
+              <w:bottom w:type="dxa" w:w="80"/>
+              <w:right w:type="dxa" w:w="120"/>
+            </w:tcMar>
+          </w:tcPr>
+          <w:p>
+            <w:r>
+              <w:rPr>
+                <w:rFonts w:ascii="Arial" w:cs="Arial" w:eastAsia="Arial" w:hAnsi="Arial"/>
+                <w:b w:val="false"/>
+                <w:bCs w:val="false"/>
+                <w:sz w:val="20"/>
+                <w:szCs w:val="20"/>
+              </w:rPr>
+              <w:t xml:space="preserve">Top 5 elite</w:t>
+            </w:r>
+          </w:p>
+        </w:tc>
+        <w:tc>
+          <w:tcPr>
+            <w:tcW w:type="dxa" w:w="4526"/>
+            <w:tcBorders>
+              <w:top w:val="single" w:color="cccccc" w:sz="1"/>
+              <w:left w:val="single" w:color="cccccc" w:sz="1"/>
+              <w:bottom w:val="single" w:color="cccccc" w:sz="1"/>
+              <w:right w:val="single" w:color="cccccc" w:sz="1"/>
+            </w:tcBorders>
+            <w:shd w:fill="ffffff" w:val="clear"/>
+            <w:tcMar>
+              <w:top w:type="dxa" w:w="80"/>
+              <w:left w:type="dxa" w:w="120"/>
+              <w:bottom w:type="dxa" w:w="80"/>
+              <w:right w:type="dxa" w:w="120"/>
+            </w:tcMar>
+          </w:tcPr>
+          <w:p>
+            <w:r>
+              <w:rPr>
+                <w:rFonts w:ascii="Arial" w:cs="Arial" w:eastAsia="Arial" w:hAnsi="Arial"/>
+                <w:b w:val="false"/>
+                <w:bCs w:val="false"/>
+                <w:sz w:val="20"/>
+                <w:szCs w:val="20"/>
+              </w:rPr>
+              <w:t xml:space="preserve">≥ 0,75</w:t>
+            </w:r>
+          </w:p>
+        </w:tc>
+        <w:tc>
+          <w:tcPr>
+            <w:tcW w:type="dxa" w:w="4526"/>
+            <w:tcBorders>
+              <w:top w:val="single" w:color="cccccc" w:sz="1"/>
+              <w:left w:val="single" w:color="cccccc" w:sz="1"/>
+              <w:bottom w:val="single" w:color="cccccc" w:sz="1"/>
+              <w:right w:val="single" w:color="cccccc" w:sz="1"/>
+            </w:tcBorders>
+            <w:shd w:fill="ffffff" w:val="clear"/>
+            <w:tcMar>
+              <w:top w:type="dxa" w:w="80"/>
+              <w:left w:type="dxa" w:w="120"/>
+              <w:bottom w:type="dxa" w:w="80"/>
+              <w:right w:type="dxa" w:w="120"/>
+            </w:tcMar>
+          </w:tcPr>
+          <w:p>
+            <w:r>
+              <w:rPr>
+                <w:rFonts w:ascii="Arial" w:cs="Arial" w:eastAsia="Arial" w:hAnsi="Arial"/>
+                <w:b w:val="false"/>
+                <w:bCs w:val="false"/>
+                <w:sz w:val="20"/>
+                <w:szCs w:val="20"/>
+              </w:rPr>
+              <w:t xml:space="preserve">840</w:t>
+            </w:r>
+          </w:p>
+        </w:tc>
+        <w:tc>
+          <w:tcPr>
+            <w:tcW w:type="dxa" w:w="4526"/>
+            <w:tcBorders>
+              <w:top w:val="single" w:color="cccccc" w:sz="1"/>
+              <w:left w:val="single" w:color="cccccc" w:sz="1"/>
+              <w:bottom w:val="single" w:color="cccccc" w:sz="1"/>
+              <w:right w:val="single" w:color="cccccc" w:sz="1"/>
+            </w:tcBorders>
+            <w:shd w:fill="ffffff" w:val="clear"/>
+            <w:tcMar>
+              <w:top w:type="dxa" w:w="80"/>
+              <w:left w:type="dxa" w:w="120"/>
+              <w:bottom w:type="dxa" w:w="80"/>
+              <w:right w:type="dxa" w:w="120"/>
+            </w:tcMar>
+          </w:tcPr>
+          <w:p>
+            <w:r>
+              <w:rPr>
+                <w:rFonts w:ascii="Arial" w:cs="Arial" w:eastAsia="Arial" w:hAnsi="Arial"/>
+                <w:b w:val="false"/>
+                <w:bCs w:val="false"/>
+                <w:sz w:val="20"/>
+                <w:szCs w:val="20"/>
+              </w:rPr>
+              <w:t xml:space="preserve">82,5%</w:t>
+            </w:r>
+          </w:p>
+        </w:tc>
+      </w:tr>
+      <w:tr>
+        <w:tc>
+          <w:tcPr>
+            <w:tcW w:type="dxa" w:w="4500"/>
+            <w:tcBorders>
+              <w:top w:val="single" w:color="cccccc" w:sz="1"/>
+              <w:left w:val="single" w:color="cccccc" w:sz="1"/>
+              <w:bottom w:val="single" w:color="cccccc" w:sz="1"/>
+              <w:right w:val="single" w:color="cccccc" w:sz="1"/>
+            </w:tcBorders>
+            <w:shd w:fill="ffffff" w:val="clear"/>
+            <w:tcMar>
+              <w:top w:type="dxa" w:w="80"/>
+              <w:left w:type="dxa" w:w="120"/>
+              <w:bottom w:type="dxa" w:w="80"/>
+              <w:right w:type="dxa" w:w="120"/>
+            </w:tcMar>
+          </w:tcPr>
+          <w:p>
+            <w:r>
+              <w:rPr>
+                <w:rFonts w:ascii="Arial" w:cs="Arial" w:eastAsia="Arial" w:hAnsi="Arial"/>
+                <w:b w:val="false"/>
+                <w:bCs w:val="false"/>
+                <w:sz w:val="20"/>
+                <w:szCs w:val="20"/>
+              </w:rPr>
+              <w:t xml:space="preserve">Gold</w:t>
+            </w:r>
+          </w:p>
+        </w:tc>
+        <w:tc>
+          <w:tcPr>
+            <w:tcW w:type="dxa" w:w="4526"/>
+            <w:tcBorders>
+              <w:top w:val="single" w:color="cccccc" w:sz="1"/>
+              <w:left w:val="single" w:color="cccccc" w:sz="1"/>
+              <w:bottom w:val="single" w:color="cccccc" w:sz="1"/>
+              <w:right w:val="single" w:color="cccccc" w:sz="1"/>
+            </w:tcBorders>
+            <w:shd w:fill="ffffff" w:val="clear"/>
+            <w:tcMar>
+              <w:top w:type="dxa" w:w="80"/>
+              <w:left w:type="dxa" w:w="120"/>
+              <w:bottom w:type="dxa" w:w="80"/>
+              <w:right w:type="dxa" w:w="120"/>
+            </w:tcMar>
+          </w:tcPr>
+          <w:p>
+            <w:r>
+              <w:rPr>
+                <w:rFonts w:ascii="Arial" w:cs="Arial" w:eastAsia="Arial" w:hAnsi="Arial"/>
+                <w:b w:val="false"/>
+                <w:bCs w:val="false"/>
+                <w:sz w:val="20"/>
+                <w:szCs w:val="20"/>
+              </w:rPr>
+              <w:t xml:space="preserve">Top 10</w:t>
+            </w:r>
+          </w:p>
+        </w:tc>
+        <w:tc>
+          <w:tcPr>
+            <w:tcW w:type="dxa" w:w="4526"/>
+            <w:tcBorders>
+              <w:top w:val="single" w:color="cccccc" w:sz="1"/>
+              <w:left w:val="single" w:color="cccccc" w:sz="1"/>
+              <w:bottom w:val="single" w:color="cccccc" w:sz="1"/>
+              <w:right w:val="single" w:color="cccccc" w:sz="1"/>
+            </w:tcBorders>
+            <w:shd w:fill="ffffff" w:val="clear"/>
+            <w:tcMar>
+              <w:top w:type="dxa" w:w="80"/>
+              <w:left w:type="dxa" w:w="120"/>
+              <w:bottom w:type="dxa" w:w="80"/>
+              <w:right w:type="dxa" w:w="120"/>
+            </w:tcMar>
+          </w:tcPr>
+          <w:p>
+            <w:r>
+              <w:rPr>
+                <w:rFonts w:ascii="Arial" w:cs="Arial" w:eastAsia="Arial" w:hAnsi="Arial"/>
+                <w:b w:val="false"/>
+                <w:bCs w:val="false"/>
+                <w:sz w:val="20"/>
+                <w:szCs w:val="20"/>
+              </w:rPr>
+              <w:t xml:space="preserve">≥ 0,70</w:t>
+            </w:r>
+          </w:p>
+        </w:tc>
+        <w:tc>
+          <w:tcPr>
+            <w:tcW w:type="dxa" w:w="4526"/>
+            <w:tcBorders>
+              <w:top w:val="single" w:color="cccccc" w:sz="1"/>
+              <w:left w:val="single" w:color="cccccc" w:sz="1"/>
+              <w:bottom w:val="single" w:color="cccccc" w:sz="1"/>
+              <w:right w:val="single" w:color="cccccc" w:sz="1"/>
+            </w:tcBorders>
+            <w:shd w:fill="ffffff" w:val="clear"/>
+            <w:tcMar>
+              <w:top w:type="dxa" w:w="80"/>
+              <w:left w:type="dxa" w:w="120"/>
+              <w:bottom w:type="dxa" w:w="80"/>
+              <w:right w:type="dxa" w:w="120"/>
+            </w:tcMar>
+          </w:tcPr>
+          <w:p>
+            <w:r>
+              <w:rPr>
+                <w:rFonts w:ascii="Arial" w:cs="Arial" w:eastAsia="Arial" w:hAnsi="Arial"/>
+                <w:b w:val="false"/>
+                <w:bCs w:val="false"/>
+                <w:sz w:val="20"/>
+                <w:szCs w:val="20"/>
+              </w:rPr>
+              <w:t xml:space="preserve">1.650</w:t>
+            </w:r>
+          </w:p>
+        </w:tc>
+        <w:tc>
+          <w:tcPr>
+            <w:tcW w:type="dxa" w:w="4526"/>
+            <w:tcBorders>
+              <w:top w:val="single" w:color="cccccc" w:sz="1"/>
+              <w:left w:val="single" w:color="cccccc" w:sz="1"/>
+              <w:bottom w:val="single" w:color="cccccc" w:sz="1"/>
+              <w:right w:val="single" w:color="cccccc" w:sz="1"/>
+            </w:tcBorders>
+            <w:shd w:fill="ffffff" w:val="clear"/>
+            <w:tcMar>
+              <w:top w:type="dxa" w:w="80"/>
+              <w:left w:type="dxa" w:w="120"/>
+              <w:bottom w:type="dxa" w:w="80"/>
+              <w:right w:type="dxa" w:w="120"/>
+            </w:tcMar>
+          </w:tcPr>
+          <w:p>
+            <w:r>
+              <w:rPr>
+                <w:rFonts w:ascii="Arial" w:cs="Arial" w:eastAsia="Arial" w:hAnsi="Arial"/>
+                <w:b w:val="false"/>
+                <w:bCs w:val="false"/>
+                <w:sz w:val="20"/>
+                <w:szCs w:val="20"/>
+              </w:rPr>
+              <w:t xml:space="preserve">71,7%</w:t>
+            </w:r>
+          </w:p>
+        </w:tc>
+      </w:tr>
+      <w:tr>
+        <w:tc>
+          <w:tcPr>
+            <w:tcW w:type="dxa" w:w="4500"/>
+            <w:tcBorders>
+              <w:top w:val="single" w:color="cccccc" w:sz="1"/>
+              <w:left w:val="single" w:color="cccccc" w:sz="1"/>
+              <w:bottom w:val="single" w:color="cccccc" w:sz="1"/>
+              <w:right w:val="single" w:color="cccccc" w:sz="1"/>
+            </w:tcBorders>
+            <w:shd w:fill="ffffff" w:val="clear"/>
+            <w:tcMar>
+              <w:top w:type="dxa" w:w="80"/>
+              <w:left w:type="dxa" w:w="120"/>
+              <w:bottom w:type="dxa" w:w="80"/>
+              <w:right w:type="dxa" w:w="120"/>
+            </w:tcMar>
+          </w:tcPr>
+          <w:p>
+            <w:r>
+              <w:rPr>
+                <w:rFonts w:ascii="Arial" w:cs="Arial" w:eastAsia="Arial" w:hAnsi="Arial"/>
+                <w:b w:val="false"/>
+                <w:bCs w:val="false"/>
+                <w:sz w:val="20"/>
+                <w:szCs w:val="20"/>
+              </w:rPr>
+              <w:t xml:space="preserve">Silver</w:t>
+            </w:r>
+          </w:p>
+        </w:tc>
+        <w:tc>
+          <w:tcPr>
+            <w:tcW w:type="dxa" w:w="4526"/>
+            <w:tcBorders>
+              <w:top w:val="single" w:color="cccccc" w:sz="1"/>
+              <w:left w:val="single" w:color="cccccc" w:sz="1"/>
+              <w:bottom w:val="single" w:color="cccccc" w:sz="1"/>
+              <w:right w:val="single" w:color="cccccc" w:sz="1"/>
+            </w:tcBorders>
+            <w:shd w:fill="ffffff" w:val="clear"/>
+            <w:tcMar>
+              <w:top w:type="dxa" w:w="80"/>
+              <w:left w:type="dxa" w:w="120"/>
+              <w:bottom w:type="dxa" w:w="80"/>
+              <w:right w:type="dxa" w:w="120"/>
+            </w:tcMar>
+          </w:tcPr>
+          <w:p>
+            <w:r>
+              <w:rPr>
+                <w:rFonts w:ascii="Arial" w:cs="Arial" w:eastAsia="Arial" w:hAnsi="Arial"/>
+                <w:b w:val="false"/>
+                <w:bCs w:val="false"/>
+                <w:sz w:val="20"/>
+                <w:szCs w:val="20"/>
+              </w:rPr>
+              <w:t xml:space="preserve">Top 14</w:t>
+            </w:r>
+          </w:p>
+        </w:tc>
+        <w:tc>
+          <w:tcPr>
+            <w:tcW w:type="dxa" w:w="4526"/>
+            <w:tcBorders>
+              <w:top w:val="single" w:color="cccccc" w:sz="1"/>
+              <w:left w:val="single" w:color="cccccc" w:sz="1"/>
+              <w:bottom w:val="single" w:color="cccccc" w:sz="1"/>
+              <w:right w:val="single" w:color="cccccc" w:sz="1"/>
+            </w:tcBorders>
+            <w:shd w:fill="ffffff" w:val="clear"/>
+            <w:tcMar>
+              <w:top w:type="dxa" w:w="80"/>
+              <w:left w:type="dxa" w:w="120"/>
+              <w:bottom w:type="dxa" w:w="80"/>
+              <w:right w:type="dxa" w:w="120"/>
+            </w:tcMar>
+          </w:tcPr>
+          <w:p>
+            <w:r>
+              <w:rPr>
+                <w:rFonts w:ascii="Arial" w:cs="Arial" w:eastAsia="Arial" w:hAnsi="Arial"/>
+                <w:b w:val="false"/>
+                <w:bCs w:val="false"/>
+                <w:sz w:val="20"/>
+                <w:szCs w:val="20"/>
+              </w:rPr>
+              <w:t xml:space="preserve">≥ 0,65</w:t>
+            </w:r>
+          </w:p>
+        </w:tc>
+        <w:tc>
+          <w:tcPr>
+            <w:tcW w:type="dxa" w:w="4526"/>
+            <w:tcBorders>
+              <w:top w:val="single" w:color="cccccc" w:sz="1"/>
+              <w:left w:val="single" w:color="cccccc" w:sz="1"/>
+              <w:bottom w:val="single" w:color="cccccc" w:sz="1"/>
+              <w:right w:val="single" w:color="cccccc" w:sz="1"/>
+            </w:tcBorders>
+            <w:shd w:fill="ffffff" w:val="clear"/>
+            <w:tcMar>
+              <w:top w:type="dxa" w:w="80"/>
+              <w:left w:type="dxa" w:w="120"/>
+              <w:bottom w:type="dxa" w:w="80"/>
+              <w:right w:type="dxa" w:w="120"/>
+            </w:tcMar>
+          </w:tcPr>
+          <w:p>
+            <w:r>
+              <w:rPr>
+                <w:rFonts w:ascii="Arial" w:cs="Arial" w:eastAsia="Arial" w:hAnsi="Arial"/>
+                <w:b w:val="false"/>
+                <w:bCs w:val="false"/>
+                <w:sz w:val="20"/>
+                <w:szCs w:val="20"/>
+              </w:rPr>
+              <w:t xml:space="preserve">3.004</w:t>
+            </w:r>
+          </w:p>
+        </w:tc>
+        <w:tc>
+          <w:tcPr>
+            <w:tcW w:type="dxa" w:w="4526"/>
+            <w:tcBorders>
+              <w:top w:val="single" w:color="cccccc" w:sz="1"/>
+              <w:left w:val="single" w:color="cccccc" w:sz="1"/>
+              <w:bottom w:val="single" w:color="cccccc" w:sz="1"/>
+              <w:right w:val="single" w:color="cccccc" w:sz="1"/>
+            </w:tcBorders>
+            <w:shd w:fill="ffffff" w:val="clear"/>
+            <w:tcMar>
+              <w:top w:type="dxa" w:w="80"/>
+              <w:left w:type="dxa" w:w="120"/>
+              <w:bottom w:type="dxa" w:w="80"/>
+              <w:right w:type="dxa" w:w="120"/>
+            </w:tcMar>
+          </w:tcPr>
+          <w:p>
+            <w:r>
+              <w:rPr>
+                <w:rFonts w:ascii="Arial" w:cs="Arial" w:eastAsia="Arial" w:hAnsi="Arial"/>
+                <w:b w:val="false"/>
+                <w:bCs w:val="false"/>
+                <w:sz w:val="20"/>
+                <w:szCs w:val="20"/>
+              </w:rPr>
+              <w:t xml:space="preserve">60%+</w:t>
+            </w:r>
+          </w:p>
+        </w:tc>
+      </w:tr>
+      <w:tr>
+        <w:tc>
+          <w:tcPr>
+            <w:tcW w:type="dxa" w:w="4500"/>
+            <w:tcBorders>
+              <w:top w:val="single" w:color="cccccc" w:sz="1"/>
+              <w:left w:val="single" w:color="cccccc" w:sz="1"/>
+              <w:bottom w:val="single" w:color="cccccc" w:sz="1"/>
+              <w:right w:val="single" w:color="cccccc" w:sz="1"/>
+            </w:tcBorders>
+            <w:shd w:fill="ffffff" w:val="clear"/>
+            <w:tcMar>
+              <w:top w:type="dxa" w:w="80"/>
+              <w:left w:type="dxa" w:w="120"/>
+              <w:bottom w:type="dxa" w:w="80"/>
+              <w:right w:type="dxa" w:w="120"/>
+            </w:tcMar>
+          </w:tcPr>
+          <w:p>
+            <w:r>
+              <w:rPr>
+                <w:rFonts w:ascii="Arial" w:cs="Arial" w:eastAsia="Arial" w:hAnsi="Arial"/>
+                <w:b w:val="false"/>
+                <w:bCs w:val="false"/>
+                <w:sz w:val="20"/>
+                <w:szCs w:val="20"/>
+              </w:rPr>
+              <w:t xml:space="preserve">Free</w:t>
+            </w:r>
+          </w:p>
+        </w:tc>
+        <w:tc>
+          <w:tcPr>
+            <w:tcW w:type="dxa" w:w="4526"/>
+            <w:tcBorders>
+              <w:top w:val="single" w:color="cccccc" w:sz="1"/>
+              <w:left w:val="single" w:color="cccccc" w:sz="1"/>
+              <w:bottom w:val="single" w:color="cccccc" w:sz="1"/>
+              <w:right w:val="single" w:color="cccccc" w:sz="1"/>
+            </w:tcBorders>
+            <w:shd w:fill="ffffff" w:val="clear"/>
+            <w:tcMar>
+              <w:top w:type="dxa" w:w="80"/>
+              <w:left w:type="dxa" w:w="120"/>
+              <w:bottom w:type="dxa" w:w="80"/>
+              <w:right w:type="dxa" w:w="120"/>
+            </w:tcMar>
+          </w:tcPr>
+          <w:p>
+            <w:r>
+              <w:rPr>
+                <w:rFonts w:ascii="Arial" w:cs="Arial" w:eastAsia="Arial" w:hAnsi="Arial"/>
+                <w:b w:val="false"/>
+                <w:bCs w:val="false"/>
+                <w:sz w:val="20"/>
+                <w:szCs w:val="20"/>
+              </w:rPr>
+              <w:t xml:space="preserve">Top 14</w:t>
+            </w:r>
+          </w:p>
+        </w:tc>
+        <w:tc>
+          <w:tcPr>
+            <w:tcW w:type="dxa" w:w="4526"/>
+            <w:tcBorders>
+              <w:top w:val="single" w:color="cccccc" w:sz="1"/>
+              <w:left w:val="single" w:color="cccccc" w:sz="1"/>
+              <w:bottom w:val="single" w:color="cccccc" w:sz="1"/>
+              <w:right w:val="single" w:color="cccccc" w:sz="1"/>
+            </w:tcBorders>
+            <w:shd w:fill="ffffff" w:val="clear"/>
+            <w:tcMar>
+              <w:top w:type="dxa" w:w="80"/>
+              <w:left w:type="dxa" w:w="120"/>
+              <w:bottom w:type="dxa" w:w="80"/>
+              <w:right w:type="dxa" w:w="120"/>
+            </w:tcMar>
+          </w:tcPr>
+          <w:p>
+            <w:r>
+              <w:rPr>
+                <w:rFonts w:ascii="Arial" w:cs="Arial" w:eastAsia="Arial" w:hAnsi="Arial"/>
+                <w:b w:val="false"/>
+                <w:bCs w:val="false"/>
+                <w:sz w:val="20"/>
+                <w:szCs w:val="20"/>
+              </w:rPr>
+              <w:t xml:space="preserve">≥ 0,55</w:t>
+            </w:r>
+          </w:p>
+        </w:tc>
+        <w:tc>
+          <w:tcPr>
+            <w:tcW w:type="dxa" w:w="4526"/>
+            <w:tcBorders>
+              <w:top w:val="single" w:color="cccccc" w:sz="1"/>
+              <w:left w:val="single" w:color="cccccc" w:sz="1"/>
+              <w:bottom w:val="single" w:color="cccccc" w:sz="1"/>
+              <w:right w:val="single" w:color="cccccc" w:sz="1"/>
+            </w:tcBorders>
+            <w:shd w:fill="ffffff" w:val="clear"/>
+            <w:tcMar>
+              <w:top w:type="dxa" w:w="80"/>
+              <w:left w:type="dxa" w:w="120"/>
+              <w:bottom w:type="dxa" w:w="80"/>
+              <w:right w:type="dxa" w:w="120"/>
+            </w:tcMar>
+          </w:tcPr>
+          <w:p>
+            <w:r>
+              <w:rPr>
+                <w:rFonts w:ascii="Arial" w:cs="Arial" w:eastAsia="Arial" w:hAnsi="Arial"/>
+                <w:b w:val="false"/>
+                <w:bCs w:val="false"/>
+                <w:sz w:val="20"/>
+                <w:szCs w:val="20"/>
+              </w:rPr>
+              <w:t xml:space="preserve">3.763</w:t>
+            </w:r>
+          </w:p>
+        </w:tc>
+        <w:tc>
+          <w:tcPr>
+            <w:tcW w:type="dxa" w:w="4526"/>
+            <w:tcBorders>
+              <w:top w:val="single" w:color="cccccc" w:sz="1"/>
+              <w:left w:val="single" w:color="cccccc" w:sz="1"/>
+              <w:bottom w:val="single" w:color="cccccc" w:sz="1"/>
+              <w:right w:val="single" w:color="cccccc" w:sz="1"/>
+            </w:tcBorders>
+            <w:shd w:fill="ffffff" w:val="clear"/>
+            <w:tcMar>
+              <w:top w:type="dxa" w:w="80"/>
+              <w:left w:type="dxa" w:w="120"/>
+              <w:bottom w:type="dxa" w:w="80"/>
+              <w:right w:type="dxa" w:w="120"/>
+            </w:tcMar>
+          </w:tcPr>
+          <w:p>
+            <w:r>
+              <w:rPr>
+                <w:rFonts w:ascii="Arial" w:cs="Arial" w:eastAsia="Arial" w:hAnsi="Arial"/>
+                <w:b w:val="false"/>
+                <w:bCs w:val="false"/>
+                <w:sz w:val="20"/>
+                <w:szCs w:val="20"/>
+              </w:rPr>
+              <w:t xml:space="preserve">48,4%</w:t>
+            </w:r>
+          </w:p>
+        </w:tc>
+      </w:tr>
+    </w:tbl>
+    <w:p>
+      <w:pPr>
+        <w:spacing w:after="140" w:line="320"/>
+      </w:pPr>
+      <w:r>
+        <w:rPr>
+          <w:rFonts w:ascii="Arial" w:cs="Arial" w:eastAsia="Arial" w:hAnsi="Arial"/>
+          <w:sz w:val="22"/>
+          <w:szCs w:val="22"/>
+        </w:rPr>
+        <w:t xml:space="preserve">Interpretatie: ruwe nauwkeurigheid is bescheiden omdat voetbal 1X2 moeilijk is (33% willekeurig, ~50% best case). Echte waarde ligt in confidence filtering — het model onthoudt zich bij onzekere wedstrijden. Bij ≥ 75% confidence levert 78,2% walk-forward / 82,5% live-v8.1 nauwkeurigheid een echte edge op.</w:t>
       </w:r>
     </w:p>
     <w:p>
@@ -4461,7 +5251,7 @@
           <w:sz w:val="22"/>
           <w:szCs w:val="22"/>
         </w:rPr>
-        <w:t xml:space="preserve">Celery beat scheduler genereert continu voorspellingen:</w:t>
+        <w:t xml:space="preserve">APScheduler (draait in-process met FastAPI op Railway) genereert continu voorspellingen:</w:t>
       </w:r>
     </w:p>
     <w:p>
@@ -4479,7 +5269,7 @@
           <w:sz w:val="22"/>
           <w:szCs w:val="22"/>
         </w:rPr>
-        <w:t xml:space="preserve">Elke 5 min: sync_upcoming_matches (nieuwe fixtures)</w:t>
+        <w:t xml:space="preserve">Elke 6 uur: job_sync_data (upcoming + uitslagen + standings, 7 competities per cycle)</w:t>
       </w:r>
     </w:p>
     <w:p>
@@ -4497,7 +5287,7 @@
           <w:sz w:val="22"/>
           <w:szCs w:val="22"/>
         </w:rPr>
-        <w:t xml:space="preserve">Elke 5 min: sync_recent_results (einduitslagen)</w:t>
+        <w:t xml:space="preserve">Elke 10 min: job_generate_predictions (v8.1 voorspelling voor upcoming matches zonder)</w:t>
       </w:r>
     </w:p>
     <w:p>
@@ -4515,7 +5305,7 @@
           <w:sz w:val="22"/>
           <w:szCs w:val="22"/>
         </w:rPr>
-        <w:t xml:space="preserve">Elke 5 min: generate_predictions_for_upcoming (voor matches zonder voorspelling)</w:t>
+        <w:t xml:space="preserve">Elke 20 min: job_evaluate_predictions (score finished matches)</w:t>
       </w:r>
     </w:p>
     <w:p>
@@ -4533,12 +5323,17 @@
           <w:sz w:val="22"/>
           <w:szCs w:val="22"/>
         </w:rPr>
-        <w:t xml:space="preserve">Elke 30 min: sync_standings (league tabellen)</w:t>
-      </w:r>
-    </w:p>
-    <w:p>
-      <w:pPr>
-        <w:spacing w:after="140" w:line="320"/>
+        <w:t xml:space="preserve">Elke 5 min: job_generate_historical_predictions (backtest backfill, 100 per batch)</w:t>
+      </w:r>
+    </w:p>
+    <w:p>
+      <w:pPr>
+        <w:pStyle w:val="ListParagraph"/>
+        <w:numPr>
+          <w:ilvl w:val="0"/>
+          <w:numId w:val="2"/>
+        </w:numPr>
+        <w:spacing w:after="80" w:line="320"/>
       </w:pPr>
       <w:r>
         <w:rPr>
@@ -4546,7 +5341,20 @@
           <w:sz w:val="22"/>
           <w:szCs w:val="22"/>
         </w:rPr>
-        <w:t xml:space="preserve">Geen handmatige interventie nodig. Nieuwe matches krijgen automatisch v8 voorspellingen binnen 5-10 minuten.</w:t>
+        <w:t xml:space="preserve">Direct na sync: geketend generate_predictions zodat nieuwe fixtures geen hele cycle wachten</w:t>
+      </w:r>
+    </w:p>
+    <w:p>
+      <w:pPr>
+        <w:spacing w:after="140" w:line="320"/>
+      </w:pPr>
+      <w:r>
+        <w:rPr>
+          <w:rFonts w:ascii="Arial" w:cs="Arial" w:eastAsia="Arial" w:hAnsi="Arial"/>
+          <w:sz w:val="22"/>
+          <w:szCs w:val="22"/>
+        </w:rPr>
+        <w:t xml:space="preserve">Geen handmatige interventie nodig. Nieuwe matches krijgen v8.1 voorspellingen binnen 10 minuten na ingestion.</w:t>
       </w:r>
     </w:p>
     <w:p>

--- a/docs/BetsPlug-Technisch-Kader-NL.docx
+++ b/docs/BetsPlug-Technisch-Kader-NL.docx
@@ -369,7 +369,7 @@
                 <w:sz w:val="20"/>
                 <w:szCs w:val="20"/>
               </w:rPr>
-              <w:t xml:space="preserve">FastAPI (Python 3.11+), SQLAlchemy 2.0 async</w:t>
+              <w:t xml:space="preserve">FastAPI 0.115 (Python 3.12), SQLAlchemy 2 async (asyncpg)</w:t>
             </w:r>
           </w:p>
         </w:tc>
@@ -431,7 +431,7 @@
                 <w:sz w:val="20"/>
                 <w:szCs w:val="20"/>
               </w:rPr>
-              <w:t xml:space="preserve">PostgreSQL 18.3, 5 GB persistent volume</w:t>
+              <w:t xml:space="preserve">PostgreSQL 16, 5 GB persistent volume</w:t>
             </w:r>
           </w:p>
         </w:tc>
@@ -493,7 +493,7 @@
                 <w:sz w:val="20"/>
                 <w:szCs w:val="20"/>
               </w:rPr>
-              <w:t xml:space="preserve">Redis 7 (Celery broker + result backend)</w:t>
+              <w:t xml:space="preserve">Redis 7 (Celery 5 broker + result backend)</w:t>
             </w:r>
           </w:p>
         </w:tc>
@@ -555,7 +555,7 @@
                 <w:sz w:val="20"/>
                 <w:szCs w:val="20"/>
               </w:rPr>
-              <w:t xml:space="preserve">Next.js 15, React 19, TypeScript, Tailwind</w:t>
+              <w:t xml:space="preserve">Next.js 14, React 18, TypeScript, Tailwind</w:t>
             </w:r>
           </w:p>
         </w:tc>
@@ -4966,7 +4966,7 @@
                 <w:sz w:val="20"/>
                 <w:szCs w:val="20"/>
               </w:rPr>
-              <w:t xml:space="preserve">Free</w:t>
+              <w:t xml:space="preserve">Bronze (Free)</w:t>
             </w:r>
           </w:p>
         </w:tc>

--- a/docs/BetsPlug-Technisch-Kader-NL.docx
+++ b/docs/BetsPlug-Technisch-Kader-NL.docx
@@ -4312,7 +4312,7 @@
           <w:sz w:val="22"/>
           <w:szCs w:val="22"/>
         </w:rPr>
-        <w:t xml:space="preserve">Live v8.1 nauwkeurigheid per tier op de post-deploy geëvalueerde set (continu bijgewerkt via /api/pricing/comparison):</w:t>
+        <w:t xml:space="preserve">Nauwkeurigheid per tier geprojecteerd vanuit de walk-forward set, gefilterd op de competitie-whitelist en confidence-floor van iedere tier:</w:t>
       </w:r>
     </w:p>
     <w:tbl>
@@ -5102,7 +5102,20 @@
           <w:sz w:val="22"/>
           <w:szCs w:val="22"/>
         </w:rPr>
-        <w:t xml:space="preserve">Interpretatie: ruwe nauwkeurigheid is bescheiden omdat voetbal 1X2 moeilijk is (33% willekeurig, ~50% best case). Echte waarde ligt in confidence filtering — het model onthoudt zich bij onzekere wedstrijden. Bij ≥ 75% confidence levert 78,2% walk-forward / 82,5% live-v8.1 nauwkeurigheid een echte edge op.</w:t>
+        <w:t xml:space="preserve">Live tracking startte bij de v8.1 deploy op 2026-04-16 11:00 UTC. Strikt pre-match, evaluator-beoordeelde picks worden continu opgebouwd via /api/trackrecord/live-measurement. De live tier-breakdowns op de publieke Trackrecord-pagina worden uit deze stream berekend en convergeren naar de geprojecteerde nauwkeurigheden hierboven naarmate de steekproef groeit.</w:t>
+      </w:r>
+    </w:p>
+    <w:p>
+      <w:pPr>
+        <w:spacing w:after="140" w:line="320"/>
+      </w:pPr>
+      <w:r>
+        <w:rPr>
+          <w:rFonts w:ascii="Arial" w:cs="Arial" w:eastAsia="Arial" w:hAnsi="Arial"/>
+          <w:sz w:val="22"/>
+          <w:szCs w:val="22"/>
+        </w:rPr>
+        <w:t xml:space="preserve">Interpretatie: ruwe nauwkeurigheid is bescheiden omdat voetbal 1X2 moeilijk is (33% willekeurig, ~50% best case). Echte waarde ligt in confidence filtering — het model onthoudt zich bij onzekere wedstrijden. Bij ≥ 75% confidence levert 78,2% walk-forward (1.497 picks) een echte edge op; het overeenkomende live-segment is de Platinum-tier (top 5 competities op ≥ 0,75 confidence).</w:t>
       </w:r>
     </w:p>
     <w:p>

--- a/docs/BetsPlug-Technisch-Kader-NL.docx
+++ b/docs/BetsPlug-Technisch-Kader-NL.docx
@@ -129,7 +129,7 @@
           <w:sz w:val="22"/>
           <w:szCs w:val="22"/>
         </w:rPr>
-        <w:t xml:space="preserve">BetsPlug B.V.</w:t>
+        <w:t xml:space="preserve">Sanders Capital (BetsPlug) — KvK 96286008</w:t>
       </w:r>
     </w:p>
     <w:p>
@@ -7277,37 +7277,37 @@
                 <w:sz w:val="20"/>
                 <w:szCs w:val="20"/>
               </w:rPr>
-              <w:t xml:space="preserve">Rechtspersoon</w:t>
-            </w:r>
-          </w:p>
-        </w:tc>
-        <w:tc>
-          <w:tcPr>
-            <w:tcW w:type="dxa" w:w="4526"/>
-            <w:tcBorders>
-              <w:top w:val="single" w:color="cccccc" w:sz="1"/>
-              <w:left w:val="single" w:color="cccccc" w:sz="1"/>
-              <w:bottom w:val="single" w:color="cccccc" w:sz="1"/>
-              <w:right w:val="single" w:color="cccccc" w:sz="1"/>
-            </w:tcBorders>
-            <w:shd w:fill="ffffff" w:val="clear"/>
-            <w:tcMar>
-              <w:top w:type="dxa" w:w="80"/>
-              <w:left w:type="dxa" w:w="120"/>
-              <w:bottom w:type="dxa" w:w="80"/>
-              <w:right w:type="dxa" w:w="120"/>
-            </w:tcMar>
-          </w:tcPr>
-          <w:p>
-            <w:r>
-              <w:rPr>
-                <w:rFonts w:ascii="Arial" w:cs="Arial" w:eastAsia="Arial" w:hAnsi="Arial"/>
-                <w:b w:val="false"/>
-                <w:bCs w:val="false"/>
-                <w:sz w:val="20"/>
-                <w:szCs w:val="20"/>
-              </w:rPr>
-              <w:t xml:space="preserve">BetsPlug B.V.</w:t>
+              <w:t xml:space="preserve">Handelsnaam</w:t>
+            </w:r>
+          </w:p>
+        </w:tc>
+        <w:tc>
+          <w:tcPr>
+            <w:tcW w:type="dxa" w:w="4526"/>
+            <w:tcBorders>
+              <w:top w:val="single" w:color="cccccc" w:sz="1"/>
+              <w:left w:val="single" w:color="cccccc" w:sz="1"/>
+              <w:bottom w:val="single" w:color="cccccc" w:sz="1"/>
+              <w:right w:val="single" w:color="cccccc" w:sz="1"/>
+            </w:tcBorders>
+            <w:shd w:fill="ffffff" w:val="clear"/>
+            <w:tcMar>
+              <w:top w:type="dxa" w:w="80"/>
+              <w:left w:type="dxa" w:w="120"/>
+              <w:bottom w:type="dxa" w:w="80"/>
+              <w:right w:type="dxa" w:w="120"/>
+            </w:tcMar>
+          </w:tcPr>
+          <w:p>
+            <w:r>
+              <w:rPr>
+                <w:rFonts w:ascii="Arial" w:cs="Arial" w:eastAsia="Arial" w:hAnsi="Arial"/>
+                <w:b w:val="false"/>
+                <w:bCs w:val="false"/>
+                <w:sz w:val="20"/>
+                <w:szCs w:val="20"/>
+              </w:rPr>
+              <w:t xml:space="preserve">BetsPlug</w:t>
             </w:r>
           </w:p>
         </w:tc>
@@ -7339,37 +7339,37 @@
                 <w:sz w:val="20"/>
                 <w:szCs w:val="20"/>
               </w:rPr>
-              <w:t xml:space="preserve">Website</w:t>
-            </w:r>
-          </w:p>
-        </w:tc>
-        <w:tc>
-          <w:tcPr>
-            <w:tcW w:type="dxa" w:w="4526"/>
-            <w:tcBorders>
-              <w:top w:val="single" w:color="cccccc" w:sz="1"/>
-              <w:left w:val="single" w:color="cccccc" w:sz="1"/>
-              <w:bottom w:val="single" w:color="cccccc" w:sz="1"/>
-              <w:right w:val="single" w:color="cccccc" w:sz="1"/>
-            </w:tcBorders>
-            <w:shd w:fill="ffffff" w:val="clear"/>
-            <w:tcMar>
-              <w:top w:type="dxa" w:w="80"/>
-              <w:left w:type="dxa" w:w="120"/>
-              <w:bottom w:type="dxa" w:w="80"/>
-              <w:right w:type="dxa" w:w="120"/>
-            </w:tcMar>
-          </w:tcPr>
-          <w:p>
-            <w:r>
-              <w:rPr>
-                <w:rFonts w:ascii="Arial" w:cs="Arial" w:eastAsia="Arial" w:hAnsi="Arial"/>
-                <w:b w:val="false"/>
-                <w:bCs w:val="false"/>
-                <w:sz w:val="20"/>
-                <w:szCs w:val="20"/>
-              </w:rPr>
-              <w:t xml:space="preserve">https://betsplug.com</w:t>
+              <w:t xml:space="preserve">Exploiterende onderneming</w:t>
+            </w:r>
+          </w:p>
+        </w:tc>
+        <w:tc>
+          <w:tcPr>
+            <w:tcW w:type="dxa" w:w="4526"/>
+            <w:tcBorders>
+              <w:top w:val="single" w:color="cccccc" w:sz="1"/>
+              <w:left w:val="single" w:color="cccccc" w:sz="1"/>
+              <w:bottom w:val="single" w:color="cccccc" w:sz="1"/>
+              <w:right w:val="single" w:color="cccccc" w:sz="1"/>
+            </w:tcBorders>
+            <w:shd w:fill="ffffff" w:val="clear"/>
+            <w:tcMar>
+              <w:top w:type="dxa" w:w="80"/>
+              <w:left w:type="dxa" w:w="120"/>
+              <w:bottom w:type="dxa" w:w="80"/>
+              <w:right w:type="dxa" w:w="120"/>
+            </w:tcMar>
+          </w:tcPr>
+          <w:p>
+            <w:r>
+              <w:rPr>
+                <w:rFonts w:ascii="Arial" w:cs="Arial" w:eastAsia="Arial" w:hAnsi="Arial"/>
+                <w:b w:val="false"/>
+                <w:bCs w:val="false"/>
+                <w:sz w:val="20"/>
+                <w:szCs w:val="20"/>
+              </w:rPr>
+              <w:t xml:space="preserve">Sanders Capital (eenmanszaak)</w:t>
             </w:r>
           </w:p>
         </w:tc>
@@ -7401,6 +7401,254 @@
                 <w:sz w:val="20"/>
                 <w:szCs w:val="20"/>
               </w:rPr>
+              <w:t xml:space="preserve">KvK-nummer</w:t>
+            </w:r>
+          </w:p>
+        </w:tc>
+        <w:tc>
+          <w:tcPr>
+            <w:tcW w:type="dxa" w:w="4526"/>
+            <w:tcBorders>
+              <w:top w:val="single" w:color="cccccc" w:sz="1"/>
+              <w:left w:val="single" w:color="cccccc" w:sz="1"/>
+              <w:bottom w:val="single" w:color="cccccc" w:sz="1"/>
+              <w:right w:val="single" w:color="cccccc" w:sz="1"/>
+            </w:tcBorders>
+            <w:shd w:fill="ffffff" w:val="clear"/>
+            <w:tcMar>
+              <w:top w:type="dxa" w:w="80"/>
+              <w:left w:type="dxa" w:w="120"/>
+              <w:bottom w:type="dxa" w:w="80"/>
+              <w:right w:type="dxa" w:w="120"/>
+            </w:tcMar>
+          </w:tcPr>
+          <w:p>
+            <w:r>
+              <w:rPr>
+                <w:rFonts w:ascii="Arial" w:cs="Arial" w:eastAsia="Arial" w:hAnsi="Arial"/>
+                <w:b w:val="false"/>
+                <w:bCs w:val="false"/>
+                <w:sz w:val="20"/>
+                <w:szCs w:val="20"/>
+              </w:rPr>
+              <w:t xml:space="preserve">96286008</w:t>
+            </w:r>
+          </w:p>
+        </w:tc>
+      </w:tr>
+      <w:tr>
+        <w:tc>
+          <w:tcPr>
+            <w:tcW w:type="dxa" w:w="4500"/>
+            <w:tcBorders>
+              <w:top w:val="single" w:color="cccccc" w:sz="1"/>
+              <w:left w:val="single" w:color="cccccc" w:sz="1"/>
+              <w:bottom w:val="single" w:color="cccccc" w:sz="1"/>
+              <w:right w:val="single" w:color="cccccc" w:sz="1"/>
+            </w:tcBorders>
+            <w:shd w:fill="ffffff" w:val="clear"/>
+            <w:tcMar>
+              <w:top w:type="dxa" w:w="80"/>
+              <w:left w:type="dxa" w:w="120"/>
+              <w:bottom w:type="dxa" w:w="80"/>
+              <w:right w:type="dxa" w:w="120"/>
+            </w:tcMar>
+          </w:tcPr>
+          <w:p>
+            <w:r>
+              <w:rPr>
+                <w:rFonts w:ascii="Arial" w:cs="Arial" w:eastAsia="Arial" w:hAnsi="Arial"/>
+                <w:b w:val="false"/>
+                <w:bCs w:val="false"/>
+                <w:sz w:val="20"/>
+                <w:szCs w:val="20"/>
+              </w:rPr>
+              <w:t xml:space="preserve">Vestigingsnummer</w:t>
+            </w:r>
+          </w:p>
+        </w:tc>
+        <w:tc>
+          <w:tcPr>
+            <w:tcW w:type="dxa" w:w="4526"/>
+            <w:tcBorders>
+              <w:top w:val="single" w:color="cccccc" w:sz="1"/>
+              <w:left w:val="single" w:color="cccccc" w:sz="1"/>
+              <w:bottom w:val="single" w:color="cccccc" w:sz="1"/>
+              <w:right w:val="single" w:color="cccccc" w:sz="1"/>
+            </w:tcBorders>
+            <w:shd w:fill="ffffff" w:val="clear"/>
+            <w:tcMar>
+              <w:top w:type="dxa" w:w="80"/>
+              <w:left w:type="dxa" w:w="120"/>
+              <w:bottom w:type="dxa" w:w="80"/>
+              <w:right w:type="dxa" w:w="120"/>
+            </w:tcMar>
+          </w:tcPr>
+          <w:p>
+            <w:r>
+              <w:rPr>
+                <w:rFonts w:ascii="Arial" w:cs="Arial" w:eastAsia="Arial" w:hAnsi="Arial"/>
+                <w:b w:val="false"/>
+                <w:bCs w:val="false"/>
+                <w:sz w:val="20"/>
+                <w:szCs w:val="20"/>
+              </w:rPr>
+              <w:t xml:space="preserve">000061622141</w:t>
+            </w:r>
+          </w:p>
+        </w:tc>
+      </w:tr>
+      <w:tr>
+        <w:tc>
+          <w:tcPr>
+            <w:tcW w:type="dxa" w:w="4500"/>
+            <w:tcBorders>
+              <w:top w:val="single" w:color="cccccc" w:sz="1"/>
+              <w:left w:val="single" w:color="cccccc" w:sz="1"/>
+              <w:bottom w:val="single" w:color="cccccc" w:sz="1"/>
+              <w:right w:val="single" w:color="cccccc" w:sz="1"/>
+            </w:tcBorders>
+            <w:shd w:fill="ffffff" w:val="clear"/>
+            <w:tcMar>
+              <w:top w:type="dxa" w:w="80"/>
+              <w:left w:type="dxa" w:w="120"/>
+              <w:bottom w:type="dxa" w:w="80"/>
+              <w:right w:type="dxa" w:w="120"/>
+            </w:tcMar>
+          </w:tcPr>
+          <w:p>
+            <w:r>
+              <w:rPr>
+                <w:rFonts w:ascii="Arial" w:cs="Arial" w:eastAsia="Arial" w:hAnsi="Arial"/>
+                <w:b w:val="false"/>
+                <w:bCs w:val="false"/>
+                <w:sz w:val="20"/>
+                <w:szCs w:val="20"/>
+              </w:rPr>
+              <w:t xml:space="preserve">Land</w:t>
+            </w:r>
+          </w:p>
+        </w:tc>
+        <w:tc>
+          <w:tcPr>
+            <w:tcW w:type="dxa" w:w="4526"/>
+            <w:tcBorders>
+              <w:top w:val="single" w:color="cccccc" w:sz="1"/>
+              <w:left w:val="single" w:color="cccccc" w:sz="1"/>
+              <w:bottom w:val="single" w:color="cccccc" w:sz="1"/>
+              <w:right w:val="single" w:color="cccccc" w:sz="1"/>
+            </w:tcBorders>
+            <w:shd w:fill="ffffff" w:val="clear"/>
+            <w:tcMar>
+              <w:top w:type="dxa" w:w="80"/>
+              <w:left w:type="dxa" w:w="120"/>
+              <w:bottom w:type="dxa" w:w="80"/>
+              <w:right w:type="dxa" w:w="120"/>
+            </w:tcMar>
+          </w:tcPr>
+          <w:p>
+            <w:r>
+              <w:rPr>
+                <w:rFonts w:ascii="Arial" w:cs="Arial" w:eastAsia="Arial" w:hAnsi="Arial"/>
+                <w:b w:val="false"/>
+                <w:bCs w:val="false"/>
+                <w:sz w:val="20"/>
+                <w:szCs w:val="20"/>
+              </w:rPr>
+              <w:t xml:space="preserve">Nederland</w:t>
+            </w:r>
+          </w:p>
+        </w:tc>
+      </w:tr>
+      <w:tr>
+        <w:tc>
+          <w:tcPr>
+            <w:tcW w:type="dxa" w:w="4500"/>
+            <w:tcBorders>
+              <w:top w:val="single" w:color="cccccc" w:sz="1"/>
+              <w:left w:val="single" w:color="cccccc" w:sz="1"/>
+              <w:bottom w:val="single" w:color="cccccc" w:sz="1"/>
+              <w:right w:val="single" w:color="cccccc" w:sz="1"/>
+            </w:tcBorders>
+            <w:shd w:fill="ffffff" w:val="clear"/>
+            <w:tcMar>
+              <w:top w:type="dxa" w:w="80"/>
+              <w:left w:type="dxa" w:w="120"/>
+              <w:bottom w:type="dxa" w:w="80"/>
+              <w:right w:type="dxa" w:w="120"/>
+            </w:tcMar>
+          </w:tcPr>
+          <w:p>
+            <w:r>
+              <w:rPr>
+                <w:rFonts w:ascii="Arial" w:cs="Arial" w:eastAsia="Arial" w:hAnsi="Arial"/>
+                <w:b w:val="false"/>
+                <w:bCs w:val="false"/>
+                <w:sz w:val="20"/>
+                <w:szCs w:val="20"/>
+              </w:rPr>
+              <w:t xml:space="preserve">Website</w:t>
+            </w:r>
+          </w:p>
+        </w:tc>
+        <w:tc>
+          <w:tcPr>
+            <w:tcW w:type="dxa" w:w="4526"/>
+            <w:tcBorders>
+              <w:top w:val="single" w:color="cccccc" w:sz="1"/>
+              <w:left w:val="single" w:color="cccccc" w:sz="1"/>
+              <w:bottom w:val="single" w:color="cccccc" w:sz="1"/>
+              <w:right w:val="single" w:color="cccccc" w:sz="1"/>
+            </w:tcBorders>
+            <w:shd w:fill="ffffff" w:val="clear"/>
+            <w:tcMar>
+              <w:top w:type="dxa" w:w="80"/>
+              <w:left w:type="dxa" w:w="120"/>
+              <w:bottom w:type="dxa" w:w="80"/>
+              <w:right w:type="dxa" w:w="120"/>
+            </w:tcMar>
+          </w:tcPr>
+          <w:p>
+            <w:r>
+              <w:rPr>
+                <w:rFonts w:ascii="Arial" w:cs="Arial" w:eastAsia="Arial" w:hAnsi="Arial"/>
+                <w:b w:val="false"/>
+                <w:bCs w:val="false"/>
+                <w:sz w:val="20"/>
+                <w:szCs w:val="20"/>
+              </w:rPr>
+              <w:t xml:space="preserve">https://betsplug.com</w:t>
+            </w:r>
+          </w:p>
+        </w:tc>
+      </w:tr>
+      <w:tr>
+        <w:tc>
+          <w:tcPr>
+            <w:tcW w:type="dxa" w:w="4500"/>
+            <w:tcBorders>
+              <w:top w:val="single" w:color="cccccc" w:sz="1"/>
+              <w:left w:val="single" w:color="cccccc" w:sz="1"/>
+              <w:bottom w:val="single" w:color="cccccc" w:sz="1"/>
+              <w:right w:val="single" w:color="cccccc" w:sz="1"/>
+            </w:tcBorders>
+            <w:shd w:fill="ffffff" w:val="clear"/>
+            <w:tcMar>
+              <w:top w:type="dxa" w:w="80"/>
+              <w:left w:type="dxa" w:w="120"/>
+              <w:bottom w:type="dxa" w:w="80"/>
+              <w:right w:type="dxa" w:w="120"/>
+            </w:tcMar>
+          </w:tcPr>
+          <w:p>
+            <w:r>
+              <w:rPr>
+                <w:rFonts w:ascii="Arial" w:cs="Arial" w:eastAsia="Arial" w:hAnsi="Arial"/>
+                <w:b w:val="false"/>
+                <w:bCs w:val="false"/>
+                <w:sz w:val="20"/>
+                <w:szCs w:val="20"/>
+              </w:rPr>
               <w:t xml:space="preserve">Technisch contact</w:t>
             </w:r>
           </w:p>
@@ -7431,7 +7679,69 @@
                 <w:sz w:val="20"/>
                 <w:szCs w:val="20"/>
               </w:rPr>
-              <w:t xml:space="preserve">Via de contactpagina op de website</w:t>
+              <w:t xml:space="preserve">support@betsplug.com</w:t>
+            </w:r>
+          </w:p>
+        </w:tc>
+      </w:tr>
+      <w:tr>
+        <w:tc>
+          <w:tcPr>
+            <w:tcW w:type="dxa" w:w="4500"/>
+            <w:tcBorders>
+              <w:top w:val="single" w:color="cccccc" w:sz="1"/>
+              <w:left w:val="single" w:color="cccccc" w:sz="1"/>
+              <w:bottom w:val="single" w:color="cccccc" w:sz="1"/>
+              <w:right w:val="single" w:color="cccccc" w:sz="1"/>
+            </w:tcBorders>
+            <w:shd w:fill="ffffff" w:val="clear"/>
+            <w:tcMar>
+              <w:top w:type="dxa" w:w="80"/>
+              <w:left w:type="dxa" w:w="120"/>
+              <w:bottom w:type="dxa" w:w="80"/>
+              <w:right w:type="dxa" w:w="120"/>
+            </w:tcMar>
+          </w:tcPr>
+          <w:p>
+            <w:r>
+              <w:rPr>
+                <w:rFonts w:ascii="Arial" w:cs="Arial" w:eastAsia="Arial" w:hAnsi="Arial"/>
+                <w:b w:val="false"/>
+                <w:bCs w:val="false"/>
+                <w:sz w:val="20"/>
+                <w:szCs w:val="20"/>
+              </w:rPr>
+              <w:t xml:space="preserve">Betalingsverwerker</w:t>
+            </w:r>
+          </w:p>
+        </w:tc>
+        <w:tc>
+          <w:tcPr>
+            <w:tcW w:type="dxa" w:w="4526"/>
+            <w:tcBorders>
+              <w:top w:val="single" w:color="cccccc" w:sz="1"/>
+              <w:left w:val="single" w:color="cccccc" w:sz="1"/>
+              <w:bottom w:val="single" w:color="cccccc" w:sz="1"/>
+              <w:right w:val="single" w:color="cccccc" w:sz="1"/>
+            </w:tcBorders>
+            <w:shd w:fill="ffffff" w:val="clear"/>
+            <w:tcMar>
+              <w:top w:type="dxa" w:w="80"/>
+              <w:left w:type="dxa" w:w="120"/>
+              <w:bottom w:type="dxa" w:w="80"/>
+              <w:right w:type="dxa" w:w="120"/>
+            </w:tcMar>
+          </w:tcPr>
+          <w:p>
+            <w:r>
+              <w:rPr>
+                <w:rFonts w:ascii="Arial" w:cs="Arial" w:eastAsia="Arial" w:hAnsi="Arial"/>
+                <w:b w:val="false"/>
+                <w:bCs w:val="false"/>
+                <w:sz w:val="20"/>
+                <w:szCs w:val="20"/>
+              </w:rPr>
+              <w:t xml:space="preserve">Stripe Payments Europe, Ltd. (PCI-DSS L1, live)</w:t>
             </w:r>
           </w:p>
         </w:tc>
@@ -7653,7 +7963,7 @@
         <w:sz w:val="16"/>
         <w:szCs w:val="16"/>
       </w:rPr>
-      <w:t xml:space="preserve">Vertrouwelijk — BetsPlug B.V.</w:t>
+      <w:t xml:space="preserve">Vertrouwelijk — Sanders Capital (BetsPlug) — KvK 96286008</w:t>
     </w:r>
     <w:r>
       <w:t xml:space="preserve">	Pagina </w:t>
